--- a/14_Аудит/АУДИТ 2026-09-07 финансовая ревизия/Сводный_отчёт_владельцу.docx
+++ b/14_Аудит/АУДИТ 2026-09-07 финансовая ревизия/Сводный_отчёт_владельцу.docx
@@ -22,6 +22,15 @@
       </w:r>
       <w:r>
         <w:t xml:space="preserve"> 7 сентября 2026. </w:t>
+      </w:r>
+      <w:r>
+        <w:rPr>
+          <w:b/>
+        </w:rPr>
+        <w:t>Редакция 2</w:t>
+      </w:r>
+      <w:r>
+        <w:t xml:space="preserve"> — учтены решения владельца от 07.09.2026: операции с ЦФА НДС не облагаются (ЦФА отнесены к ценным бумагам); ключевая ставка Банка России 14,0%; стартовый раунд 1,8 млрд ₽. </w:t>
       </w:r>
       <w:r>
         <w:rPr>
@@ -63,7 +72,7 @@
         <w:jc w:val="both"/>
       </w:pPr>
       <w:r>
-        <w:t>Всё перечисленное исправлено. Модель пересчитана заново и теперь считается программой, а не набирается в тексте: один файл допущений, один расчётный движок, документы собираются из него. Введена автоматическая самопроверка сходимости и отдельная проверка, которая ищет по всем файлам проекта показатели прежних редакций. Обе проходят. Итоговая стоимость бизнеса почти не изменилась — 63,0 млрд ₽ против прежних 63,45 — но теперь эта величина выводится из расчёта, а не заявляется. Существенно изменились три вещи: расчётная стоимость входа выросла с $100 млн до $248 млн (устранён двойной дисконт), потребность в финансировании выросла с 1,3 до 1,7 млрд ₽ (заявленный раунд её не покрывал), и появилось честное имитационное моделирование, медиана которого — 39,2 млрд ₽, а не 94.</w:t>
+        <w:t>Всё перечисленное исправлено. Модель пересчитана заново и теперь считается программой, а не набирается в тексте: один файл допущений, один расчётный движок, документы собираются из него. Введена автоматическая самопроверка сходимости и отдельная проверка, которая ищет по всем файлам проекта показатели прежних редакций. Обе проходят. Итоговая стоимость бизнеса почти не изменилась — 63,0 млрд ₽ против прежних 63,45 — но теперь эта величина выводится из расчёта, а не заявляется. Существенно изменились три вещи: расчётная стоимость входа выросла с $100 млн до $248 млн (устранён двойной дисконт), потребность в финансировании выросла с 1,3 до 1,7 млрд ₽ (прежний раунд её не покрывал; по вашему решению раунд поднят до 1,8 млрд ₽ и теперь покрывает с запасом 99 млн ₽), и появилось честное имитационное моделирование, медиана которого — 39,2 млрд ₽, а не 94.</w:t>
       </w:r>
     </w:p>
     <w:p>
@@ -3562,7 +3571,7 @@
               <w:rPr>
                 <w:sz w:val="17"/>
               </w:rPr>
-              <w:t>Капитальные вложения за горизонт</w:t>
+              <w:t>Стартовый раунд</w:t>
             </w:r>
           </w:p>
         </w:tc>
@@ -3580,7 +3589,7 @@
               <w:rPr>
                 <w:sz w:val="17"/>
               </w:rPr>
-              <w:t>1,3 млрд ₽ (бизнес-план)</w:t>
+              <w:t>1,073 млрд ₽ ($15 млн)</w:t>
             </w:r>
           </w:p>
         </w:tc>
@@ -3599,7 +3608,13 @@
                 <w:b/>
                 <w:sz w:val="17"/>
               </w:rPr>
-              <w:t>13,57 млрд ₽</w:t>
+              <w:t>1,8 млрд ₽ ($25 млн)</w:t>
+            </w:r>
+            <w:r>
+              <w:rPr>
+                <w:sz w:val="17"/>
+              </w:rPr>
+              <w:t xml:space="preserve"> — ваше решение</w:t>
             </w:r>
           </w:p>
         </w:tc>
@@ -3619,7 +3634,7 @@
               <w:rPr>
                 <w:sz w:val="17"/>
               </w:rPr>
-              <w:t>Стоимость входа (pre-money)</w:t>
+              <w:t>Ключевая ставка Банка России</w:t>
             </w:r>
           </w:p>
         </w:tc>
@@ -3637,7 +3652,7 @@
               <w:rPr>
                 <w:sz w:val="17"/>
               </w:rPr>
-              <w:t>$100 млн / 7,15 млрд ₽</w:t>
+              <w:t>14,5% (24.04.2026)</w:t>
             </w:r>
           </w:p>
         </w:tc>
@@ -3656,7 +3671,13 @@
                 <w:b/>
                 <w:sz w:val="17"/>
               </w:rPr>
-              <w:t>$248 млн / 17,74 млрд ₽</w:t>
+              <w:t>14,0%</w:t>
+            </w:r>
+            <w:r>
+              <w:rPr>
+                <w:sz w:val="17"/>
+              </w:rPr>
+              <w:t xml:space="preserve"> (07.09.2026)</w:t>
             </w:r>
           </w:p>
         </w:tc>
@@ -3676,7 +3697,7 @@
               <w:rPr>
                 <w:sz w:val="17"/>
               </w:rPr>
-              <w:t>Доля инвестора при раунде $15 млн</w:t>
+              <w:t>Капитальные вложения за горизонт</w:t>
             </w:r>
           </w:p>
         </w:tc>
@@ -3694,7 +3715,7 @@
               <w:rPr>
                 <w:sz w:val="17"/>
               </w:rPr>
-              <w:t>13,04%</w:t>
+              <w:t>1,3 млрд ₽ (бизнес-план)</w:t>
             </w:r>
           </w:p>
         </w:tc>
@@ -3713,7 +3734,127 @@
                 <w:b/>
                 <w:sz w:val="17"/>
               </w:rPr>
-              <w:t>5,70%</w:t>
+              <w:t>13,57 млрд ₽</w:t>
+            </w:r>
+          </w:p>
+        </w:tc>
+      </w:tr>
+      <w:tr>
+        <w:tc>
+          <w:tcPr>
+            <w:tcW w:type="dxa" w:w="2880"/>
+          </w:tcPr>
+          <w:p>
+            <w:r>
+              <w:rPr>
+                <w:sz w:val="17"/>
+              </w:rPr>
+            </w:r>
+            <w:r>
+              <w:rPr>
+                <w:sz w:val="17"/>
+              </w:rPr>
+              <w:t>Стоимость входа (pre-money)</w:t>
+            </w:r>
+          </w:p>
+        </w:tc>
+        <w:tc>
+          <w:tcPr>
+            <w:tcW w:type="dxa" w:w="2880"/>
+          </w:tcPr>
+          <w:p>
+            <w:r>
+              <w:rPr>
+                <w:sz w:val="17"/>
+              </w:rPr>
+            </w:r>
+            <w:r>
+              <w:rPr>
+                <w:sz w:val="17"/>
+              </w:rPr>
+              <w:t>$100 млн / 7,15 млрд ₽</w:t>
+            </w:r>
+          </w:p>
+        </w:tc>
+        <w:tc>
+          <w:tcPr>
+            <w:tcW w:type="dxa" w:w="2880"/>
+          </w:tcPr>
+          <w:p>
+            <w:r>
+              <w:rPr>
+                <w:sz w:val="17"/>
+              </w:rPr>
+            </w:r>
+            <w:r>
+              <w:rPr>
+                <w:b/>
+                <w:sz w:val="17"/>
+              </w:rPr>
+              <w:t>$248 млн / 17,74 млрд ₽</w:t>
+            </w:r>
+          </w:p>
+        </w:tc>
+      </w:tr>
+      <w:tr>
+        <w:tc>
+          <w:tcPr>
+            <w:tcW w:type="dxa" w:w="2880"/>
+          </w:tcPr>
+          <w:p>
+            <w:r>
+              <w:rPr>
+                <w:sz w:val="17"/>
+              </w:rPr>
+            </w:r>
+            <w:r>
+              <w:rPr>
+                <w:sz w:val="17"/>
+              </w:rPr>
+              <w:t>Доля инвестора</w:t>
+            </w:r>
+          </w:p>
+        </w:tc>
+        <w:tc>
+          <w:tcPr>
+            <w:tcW w:type="dxa" w:w="2880"/>
+          </w:tcPr>
+          <w:p>
+            <w:r>
+              <w:rPr>
+                <w:sz w:val="17"/>
+              </w:rPr>
+            </w:r>
+            <w:r>
+              <w:rPr>
+                <w:sz w:val="17"/>
+              </w:rPr>
+              <w:t>13,04%</w:t>
+            </w:r>
+          </w:p>
+        </w:tc>
+        <w:tc>
+          <w:tcPr>
+            <w:tcW w:type="dxa" w:w="2880"/>
+          </w:tcPr>
+          <w:p>
+            <w:r>
+              <w:rPr>
+                <w:sz w:val="17"/>
+              </w:rPr>
+            </w:r>
+            <w:r>
+              <w:rPr>
+                <w:b/>
+                <w:sz w:val="17"/>
+              </w:rPr>
+              <w:t>9,21%</w:t>
+            </w:r>
+            <w:r>
+              <w:rPr>
+                <w:sz w:val="17"/>
+              </w:rPr>
+              <w:t xml:space="preserve"> (раунд $25 млн при pre-money $248 млн)</w:t>
             </w:r>
           </w:p>
         </w:tc>
@@ -3800,6 +3941,20 @@
       </w:r>
       <w:r>
         <w:t xml:space="preserve"> Это не преимущество, а признак неполноты модели: в ней нет требований к собственным средствам оператора информационной системы, нет резервов, нет отдельной статьи на привлечение клиентов. Вложения малы (пик 1,7 млрд ₽), а зрелые потоки — десятки миллиардов, отсюда и величина. В переговорах опираться следует на стоимость бизнеса и на расчёт для инвестора, а показатель приводить только с оговоркой. В документах эта оговорка теперь стоит рядом с цифрой.</w:t>
+      </w:r>
+    </w:p>
+    <w:p>
+      <w:pPr>
+        <w:jc w:val="both"/>
+      </w:pPr>
+      <w:r>
+        <w:rPr>
+          <w:i/>
+        </w:rPr>
+        <w:t>Показатели инвестора.</w:t>
+      </w:r>
+      <w:r>
+        <w:t xml:space="preserve"> При раунде 1,8 млрд ₽ и стоимости входа $248 млн доля составляет 9,21%; при выходе в 2033 году поступления 33,1 млрд ₽, кратность возврата 18,4×, внутренняя норма доходности инвестора 51,6% — при условии полного выполнения плана.</w:t>
       </w:r>
     </w:p>
     <w:p>
@@ -4417,16 +4572,22 @@
             </w:r>
             <w:r>
               <w:rPr>
+                <w:sz w:val="17"/>
+              </w:rPr>
+              <w:t xml:space="preserve">~~Раунд не покрывает потребность~~ — </w:t>
+            </w:r>
+            <w:r>
+              <w:rPr>
                 <w:b/>
                 <w:sz w:val="17"/>
               </w:rPr>
-              <w:t>Заявленный раунд не покрывает потребность.</w:t>
-            </w:r>
-            <w:r>
-              <w:rPr>
-                <w:sz w:val="17"/>
-              </w:rPr>
-              <w:t xml:space="preserve"> Пик 1,70 млрд ₽ против запроса 1,073 млрд ₽. В бизнес-плане запрос поднят до 1,8 млрд ₽ — это моё решение, которое вы можете отменить</w:t>
+              <w:t>закрыто вашим решением 07.09.2026</w:t>
+            </w:r>
+            <w:r>
+              <w:rPr>
+                <w:sz w:val="17"/>
+              </w:rPr>
+              <w:t>: раунд 1,8 млрд ₽ против пика 1,70 млрд ₽, запас 99 млн ₽. Запас невелик: при задержке запуска на год потребность вырастает до 3,44 млрд ₽</w:t>
             </w:r>
           </w:p>
         </w:tc>
@@ -4444,7 +4605,7 @@
               <w:rPr>
                 <w:sz w:val="17"/>
               </w:rPr>
-              <w:t>Размер запроса — переговорная позиция, а не расчёт</w:t>
+              <w:t>закрыто</w:t>
             </w:r>
           </w:p>
         </w:tc>
@@ -4603,13 +4764,13 @@
                 <w:b/>
                 <w:sz w:val="17"/>
               </w:rPr>
-              <w:t>Макроэкономический блок зафиксирован на май 2026 года</w:t>
-            </w:r>
-            <w:r>
-              <w:rPr>
-                <w:sz w:val="17"/>
-              </w:rPr>
-              <w:t xml:space="preserve"> (ключевая ставка 14,5%, курс 71,55, ОФЗ 14,73%). На дату отчёта не обновлялся</w:t>
+              <w:t>Макроэкономический блок обновлён частично.</w:t>
+            </w:r>
+            <w:r>
+              <w:rPr>
+                <w:sz w:val="17"/>
+              </w:rPr>
+              <w:t xml:space="preserve"> Ключевая ставка приведена к 14,0% по вашему указанию от 07.09.2026. Доходность 10-летних ОФЗ (14,73%) и курс (71,55) остались на май 2026</w:t>
             </w:r>
           </w:p>
         </w:tc>
@@ -4627,7 +4788,7 @@
               <w:rPr>
                 <w:sz w:val="17"/>
               </w:rPr>
-              <w:t>Нужны свежие данные с сайта Банка России; проверить перед любыми переговорами</w:t>
+              <w:t>Ставка дисконтирования строится на доходности ОФЗ, а не на ключевой ставке, поэтому она не изменилась. Перед переговорами обновить ОФЗ и курс</w:t>
             </w:r>
           </w:p>
         </w:tc>
@@ -4748,7 +4909,7 @@
               <w:rPr>
                 <w:sz w:val="17"/>
               </w:rPr>
-              <w:t>Освобождение операций с ЦФА от НДС (пп. 12.2 п. 2 ст. 149 НК РФ) принято в модели, но самостоятельной проверкой не подкреплено</w:t>
+              <w:t>Операции с ЦФА НДС не облагаются: активы отнесены к ценным бумагам, реализация ценных бумаг освобождена от НДС (пп. 12 п. 2 ст. 149 НК РФ)</w:t>
             </w:r>
           </w:p>
         </w:tc>
@@ -4767,7 +4928,13 @@
                 <w:b/>
                 <w:sz w:val="17"/>
               </w:rPr>
-              <w:t>требует подтверждения налоговым консультантом</w:t>
+              <w:t>закрыто решением владельца 07.09.2026</w:t>
+            </w:r>
+            <w:r>
+              <w:rPr>
+                <w:sz w:val="17"/>
+              </w:rPr>
+              <w:t>; в документах приведено это основание</w:t>
             </w:r>
           </w:p>
         </w:tc>
@@ -5924,7 +6091,7 @@
                 <w:b/>
                 <w:sz w:val="17"/>
               </w:rPr>
-              <w:t>Обновить макроэкономический блок</w:t>
+              <w:t>Обновить доходность ОФЗ и курс</w:t>
             </w:r>
             <w:r>
               <w:rPr>
@@ -5948,7 +6115,7 @@
               <w:rPr>
                 <w:sz w:val="17"/>
               </w:rPr>
-              <w:t>Ставка, доходность ОФЗ и курс зафиксированы на май 2026</w:t>
+              <w:t>Ключевая ставка обновлена (14,0%), но ставка дисконтирования строится на доходности 10-летних ОФЗ — она осталась на 21.05.2026</w:t>
             </w:r>
           </w:p>
         </w:tc>
@@ -6068,168 +6235,6 @@
                 <w:sz w:val="17"/>
               </w:rPr>
               <w:t>4</w:t>
-            </w:r>
-          </w:p>
-        </w:tc>
-        <w:tc>
-          <w:tcPr>
-            <w:tcW w:type="dxa" w:w="2160"/>
-          </w:tcPr>
-          <w:p>
-            <w:r>
-              <w:rPr>
-                <w:sz w:val="17"/>
-              </w:rPr>
-            </w:r>
-            <w:r>
-              <w:rPr>
-                <w:b/>
-                <w:sz w:val="17"/>
-              </w:rPr>
-              <w:t>Решить по размеру раунда</w:t>
-            </w:r>
-            <w:r>
-              <w:rPr>
-                <w:sz w:val="17"/>
-              </w:rPr>
-              <w:t>: 1,8 млрд ₽ (поставлено) или иной</w:t>
-            </w:r>
-          </w:p>
-        </w:tc>
-        <w:tc>
-          <w:tcPr>
-            <w:tcW w:type="dxa" w:w="2160"/>
-          </w:tcPr>
-          <w:p>
-            <w:r>
-              <w:rPr>
-                <w:sz w:val="17"/>
-              </w:rPr>
-            </w:r>
-            <w:r>
-              <w:rPr>
-                <w:sz w:val="17"/>
-              </w:rPr>
-              <w:t>Прежние 1,3 млрд ₽ потребность не покрывали</w:t>
-            </w:r>
-          </w:p>
-        </w:tc>
-        <w:tc>
-          <w:tcPr>
-            <w:tcW w:type="dxa" w:w="2160"/>
-          </w:tcPr>
-          <w:p>
-            <w:r>
-              <w:rPr>
-                <w:sz w:val="17"/>
-              </w:rPr>
-            </w:r>
-            <w:r>
-              <w:rPr>
-                <w:sz w:val="17"/>
-              </w:rPr>
-              <w:t>владелец</w:t>
-            </w:r>
-          </w:p>
-        </w:tc>
-      </w:tr>
-      <w:tr>
-        <w:tc>
-          <w:tcPr>
-            <w:tcW w:type="dxa" w:w="2160"/>
-          </w:tcPr>
-          <w:p>
-            <w:r>
-              <w:rPr>
-                <w:sz w:val="17"/>
-              </w:rPr>
-            </w:r>
-            <w:r>
-              <w:rPr>
-                <w:sz w:val="17"/>
-              </w:rPr>
-              <w:t>5</w:t>
-            </w:r>
-          </w:p>
-        </w:tc>
-        <w:tc>
-          <w:tcPr>
-            <w:tcW w:type="dxa" w:w="2160"/>
-          </w:tcPr>
-          <w:p>
-            <w:r>
-              <w:rPr>
-                <w:sz w:val="17"/>
-              </w:rPr>
-            </w:r>
-            <w:r>
-              <w:rPr>
-                <w:b/>
-                <w:sz w:val="17"/>
-              </w:rPr>
-              <w:t>Подтвердить у налогового консультанта</w:t>
-            </w:r>
-            <w:r>
-              <w:rPr>
-                <w:sz w:val="17"/>
-              </w:rPr>
-              <w:t xml:space="preserve"> освобождение операций с ЦФА от НДС и применимость ИТ-льгот</w:t>
-            </w:r>
-          </w:p>
-        </w:tc>
-        <w:tc>
-          <w:tcPr>
-            <w:tcW w:type="dxa" w:w="2160"/>
-          </w:tcPr>
-          <w:p>
-            <w:r>
-              <w:rPr>
-                <w:sz w:val="17"/>
-              </w:rPr>
-            </w:r>
-            <w:r>
-              <w:rPr>
-                <w:sz w:val="17"/>
-              </w:rPr>
-              <w:t>Принято в модели без независимой проверки</w:t>
-            </w:r>
-          </w:p>
-        </w:tc>
-        <w:tc>
-          <w:tcPr>
-            <w:tcW w:type="dxa" w:w="2160"/>
-          </w:tcPr>
-          <w:p>
-            <w:r>
-              <w:rPr>
-                <w:sz w:val="17"/>
-              </w:rPr>
-            </w:r>
-            <w:r>
-              <w:rPr>
-                <w:sz w:val="17"/>
-              </w:rPr>
-              <w:t>внешний консультант</w:t>
-            </w:r>
-          </w:p>
-        </w:tc>
-      </w:tr>
-      <w:tr>
-        <w:tc>
-          <w:tcPr>
-            <w:tcW w:type="dxa" w:w="2160"/>
-          </w:tcPr>
-          <w:p>
-            <w:r>
-              <w:rPr>
-                <w:sz w:val="17"/>
-              </w:rPr>
-            </w:r>
-            <w:r>
-              <w:rPr>
-                <w:sz w:val="17"/>
-              </w:rPr>
-              <w:t>6</w:t>
             </w:r>
           </w:p>
         </w:tc>
@@ -7320,13 +7325,212 @@
     </w:p>
     <w:p>
       <w:pPr>
+        <w:pStyle w:val="Heading2"/>
+      </w:pPr>
+      <w:r>
+        <w:t>9. Решения владельца, учтённые в этой редакции</w:t>
+      </w:r>
+    </w:p>
+    <w:tbl>
+      <w:tblPr>
+        <w:tblStyle w:val="TableGrid"/>
+        <w:tblW w:type="auto" w:w="0"/>
+        <w:jc w:val="center"/>
+        <w:tblLook w:firstColumn="1" w:firstRow="1" w:lastColumn="0" w:lastRow="0" w:noHBand="0" w:noVBand="1" w:val="04A0"/>
+      </w:tblPr>
+      <w:tblGrid>
+        <w:gridCol w:w="4320"/>
+        <w:gridCol w:w="4320"/>
+      </w:tblGrid>
+      <w:tr>
+        <w:tc>
+          <w:tcPr>
+            <w:tcW w:type="dxa" w:w="4320"/>
+          </w:tcPr>
+          <w:p>
+            <w:r>
+              <w:rPr>
+                <w:b/>
+                <w:sz w:val="17"/>
+              </w:rPr>
+            </w:r>
+            <w:r>
+              <w:rPr>
+                <w:b/>
+                <w:sz w:val="17"/>
+              </w:rPr>
+              <w:t>Решение</w:t>
+            </w:r>
+          </w:p>
+        </w:tc>
+        <w:tc>
+          <w:tcPr>
+            <w:tcW w:type="dxa" w:w="4320"/>
+          </w:tcPr>
+          <w:p>
+            <w:r>
+              <w:rPr>
+                <w:b/>
+                <w:sz w:val="17"/>
+              </w:rPr>
+            </w:r>
+            <w:r>
+              <w:rPr>
+                <w:b/>
+                <w:sz w:val="17"/>
+              </w:rPr>
+              <w:t>Как учтено</w:t>
+            </w:r>
+          </w:p>
+        </w:tc>
+      </w:tr>
+      <w:tr>
+        <w:tc>
+          <w:tcPr>
+            <w:tcW w:type="dxa" w:w="4320"/>
+          </w:tcPr>
+          <w:p>
+            <w:r>
+              <w:rPr>
+                <w:sz w:val="17"/>
+              </w:rPr>
+            </w:r>
+            <w:r>
+              <w:rPr>
+                <w:b/>
+                <w:sz w:val="17"/>
+              </w:rPr>
+              <w:t>НДС по операциям с ЦФА нет</w:t>
+            </w:r>
+            <w:r>
+              <w:rPr>
+                <w:sz w:val="17"/>
+              </w:rPr>
+              <w:t xml:space="preserve"> — активы отнесены к ценным бумагам</w:t>
+            </w:r>
+          </w:p>
+        </w:tc>
+        <w:tc>
+          <w:tcPr>
+            <w:tcW w:type="dxa" w:w="4320"/>
+          </w:tcPr>
+          <w:p>
+            <w:r>
+              <w:rPr>
+                <w:sz w:val="17"/>
+              </w:rPr>
+            </w:r>
+            <w:r>
+              <w:rPr>
+                <w:sz w:val="17"/>
+              </w:rPr>
+              <w:t>Оговорка «требует подтверждения» снята. В финмодели, записке о допущениях, бизнес-плане и отчёте об оценке приведено основание: пп. 12 п. 2 ст. 149 НК РФ, освобождение реализации ценных бумаг. Числа не изменились — НДС и раньше в модель не закладывался</w:t>
+            </w:r>
+          </w:p>
+        </w:tc>
+      </w:tr>
+      <w:tr>
+        <w:tc>
+          <w:tcPr>
+            <w:tcW w:type="dxa" w:w="4320"/>
+          </w:tcPr>
+          <w:p>
+            <w:r>
+              <w:rPr>
+                <w:sz w:val="17"/>
+              </w:rPr>
+            </w:r>
+            <w:r>
+              <w:rPr>
+                <w:b/>
+                <w:sz w:val="17"/>
+              </w:rPr>
+              <w:t>Ключевая ставка Банка России 14,0%</w:t>
+            </w:r>
+          </w:p>
+        </w:tc>
+        <w:tc>
+          <w:tcPr>
+            <w:tcW w:type="dxa" w:w="4320"/>
+          </w:tcPr>
+          <w:p>
+            <w:r>
+              <w:rPr>
+                <w:sz w:val="17"/>
+              </w:rPr>
+            </w:r>
+            <w:r>
+              <w:rPr>
+                <w:sz w:val="17"/>
+              </w:rPr>
+              <w:t>Приведена во всех документах и в наборе допущений, дата — 07.09.2026. На ставку дисконтирования не влияет: она строится на доходности 10-летних ОФЗ, а ключевая ставка используется только как проверочный ориентир</w:t>
+            </w:r>
+          </w:p>
+        </w:tc>
+      </w:tr>
+      <w:tr>
+        <w:tc>
+          <w:tcPr>
+            <w:tcW w:type="dxa" w:w="4320"/>
+          </w:tcPr>
+          <w:p>
+            <w:r>
+              <w:rPr>
+                <w:sz w:val="17"/>
+              </w:rPr>
+            </w:r>
+            <w:r>
+              <w:rPr>
+                <w:b/>
+                <w:sz w:val="17"/>
+              </w:rPr>
+              <w:t>Стартовый раунд 1,8 млрд ₽</w:t>
+            </w:r>
+          </w:p>
+        </w:tc>
+        <w:tc>
+          <w:tcPr>
+            <w:tcW w:type="dxa" w:w="4320"/>
+          </w:tcPr>
+          <w:p>
+            <w:r>
+              <w:rPr>
+                <w:sz w:val="17"/>
+              </w:rPr>
+            </w:r>
+            <w:r>
+              <w:rPr>
+                <w:sz w:val="17"/>
+              </w:rPr>
+              <w:t xml:space="preserve">Поставлен в наборе допущений; доля инвестора пересчитана программно: $25 млн при стоимости входа $248 млн даёт </w:t>
+            </w:r>
+            <w:r>
+              <w:rPr>
+                <w:b/>
+                <w:sz w:val="17"/>
+              </w:rPr>
+              <w:t>9,21%</w:t>
+            </w:r>
+            <w:r>
+              <w:rPr>
+                <w:sz w:val="17"/>
+              </w:rPr>
+              <w:t>, post-money $273 млн (19,54 млрд ₽). Показатели инвестора: поступления 33,1 млрд ₽, кратность 18,4×, доходность 51,6%. Раунд покрывает расчётную потребность 1,70 млрд ₽ с запасом 99 млн ₽</w:t>
+            </w:r>
+          </w:p>
+        </w:tc>
+      </w:tr>
+    </w:tbl>
+    <w:p/>
+    <w:p>
+      <w:pPr>
         <w:jc w:val="both"/>
       </w:pPr>
       <w:r>
         <w:rPr>
           <w:b/>
         </w:rPr>
-        <w:t>Отчёт составлен 7 сентября 2026 года по итогам ревизии финансовой части и глубокой проверки проекта ЦП РСФСР.</w:t>
+        <w:t>Отчёт составлен 7 сентября 2026 года по итогам ревизии финансовой части и глубокой проверки проекта ЦП РСФСР. Редакция 2 — с учётом решений владельца от 07.09.2026.</w:t>
       </w:r>
     </w:p>
     <w:sectPr>

--- a/14_Аудит/АУДИТ 2026-09-07 финансовая ревизия/Сводный_отчёт_владельцу.docx
+++ b/14_Аудит/АУДИТ 2026-09-07 финансовая ревизия/Сводный_отчёт_владельцу.docx
@@ -7524,13 +7524,959 @@
     <w:p/>
     <w:p>
       <w:pPr>
+        <w:pStyle w:val="Heading2"/>
+      </w:pPr>
+      <w:r>
+        <w:t>10. Дополнение от 07.09.2026: что вскрыла работа над переводами</w:t>
+      </w:r>
+    </w:p>
+    <w:p>
+      <w:pPr>
+        <w:jc w:val="both"/>
+      </w:pPr>
+      <w:r>
+        <w:t>Перевод документов на английский, французский и арабский оказался не оформительской задачей, а проверкой. Чтобы перевести таблицу, её нужно прочитать до последней ячейки — и там обнаружился слой ошибок, который ревизия финансовой части не достала: она шла от расчётного движка к документам и проверяла те числа, которые движок считает. Числа, которых движок не считает — сравнения с прежней редакцией, таблицы чувствительности, строки сделки в презентациях, тексты на сайте, — остались непроверенными.</w:t>
+      </w:r>
+    </w:p>
+    <w:p>
+      <w:pPr>
+        <w:pStyle w:val="Heading3"/>
+      </w:pPr>
+      <w:r>
+        <w:t>10.1. Найдено в русских оригиналах</w:t>
+      </w:r>
+    </w:p>
+    <w:tbl>
+      <w:tblPr>
+        <w:tblStyle w:val="TableGrid"/>
+        <w:tblW w:type="auto" w:w="0"/>
+        <w:jc w:val="center"/>
+        <w:tblLook w:firstColumn="1" w:firstRow="1" w:lastColumn="0" w:lastRow="0" w:noHBand="0" w:noVBand="1" w:val="04A0"/>
+      </w:tblPr>
+      <w:tblGrid>
+        <w:gridCol w:w="2880"/>
+        <w:gridCol w:w="2880"/>
+        <w:gridCol w:w="2880"/>
+      </w:tblGrid>
+      <w:tr>
+        <w:tc>
+          <w:tcPr>
+            <w:tcW w:type="dxa" w:w="2880"/>
+          </w:tcPr>
+          <w:p>
+            <w:r>
+              <w:rPr>
+                <w:b/>
+                <w:sz w:val="17"/>
+              </w:rPr>
+            </w:r>
+            <w:r>
+              <w:rPr>
+                <w:b/>
+                <w:sz w:val="17"/>
+              </w:rPr>
+              <w:t>Где</w:t>
+            </w:r>
+          </w:p>
+        </w:tc>
+        <w:tc>
+          <w:tcPr>
+            <w:tcW w:type="dxa" w:w="2880"/>
+          </w:tcPr>
+          <w:p>
+            <w:r>
+              <w:rPr>
+                <w:b/>
+                <w:sz w:val="17"/>
+              </w:rPr>
+            </w:r>
+            <w:r>
+              <w:rPr>
+                <w:b/>
+                <w:sz w:val="17"/>
+              </w:rPr>
+              <w:t>Что стояло</w:t>
+            </w:r>
+          </w:p>
+        </w:tc>
+        <w:tc>
+          <w:tcPr>
+            <w:tcW w:type="dxa" w:w="2880"/>
+          </w:tcPr>
+          <w:p>
+            <w:r>
+              <w:rPr>
+                <w:b/>
+                <w:sz w:val="17"/>
+              </w:rPr>
+            </w:r>
+            <w:r>
+              <w:rPr>
+                <w:b/>
+                <w:sz w:val="17"/>
+              </w:rPr>
+              <w:t>Что стоит</w:t>
+            </w:r>
+          </w:p>
+        </w:tc>
+      </w:tr>
+      <w:tr>
+        <w:tc>
+          <w:tcPr>
+            <w:tcW w:type="dxa" w:w="2880"/>
+          </w:tcPr>
+          <w:p>
+            <w:r>
+              <w:rPr>
+                <w:sz w:val="17"/>
+              </w:rPr>
+            </w:r>
+            <w:r>
+              <w:rPr>
+                <w:sz w:val="17"/>
+              </w:rPr>
+              <w:t>Международная оценка, §§9–12</w:t>
+            </w:r>
+          </w:p>
+        </w:tc>
+        <w:tc>
+          <w:tcPr>
+            <w:tcW w:type="dxa" w:w="2880"/>
+          </w:tcPr>
+          <w:p>
+            <w:r>
+              <w:rPr>
+                <w:sz w:val="17"/>
+              </w:rPr>
+            </w:r>
+            <w:r>
+              <w:rPr>
+                <w:sz w:val="17"/>
+              </w:rPr>
+              <w:t>Весь блок от прежней редакции: стоимость входа «$100 млн ≈ 17,74 млрд ₽» (одно другому не соответствует), диапазон «$70–140 млн», методика с многостадийной терминальной стоимостью</w:t>
+            </w:r>
+          </w:p>
+        </w:tc>
+        <w:tc>
+          <w:tcPr>
+            <w:tcW w:type="dxa" w:w="2880"/>
+          </w:tcPr>
+          <w:p>
+            <w:r>
+              <w:rPr>
+                <w:sz w:val="17"/>
+              </w:rPr>
+            </w:r>
+            <w:r>
+              <w:rPr>
+                <w:sz w:val="17"/>
+              </w:rPr>
+              <w:t>Расчётная стоимость входа $248 млн, диапазон по сценариям $164–301 млн, единая модель Гордона</w:t>
+            </w:r>
+          </w:p>
+        </w:tc>
+      </w:tr>
+      <w:tr>
+        <w:tc>
+          <w:tcPr>
+            <w:tcW w:type="dxa" w:w="2880"/>
+          </w:tcPr>
+          <w:p>
+            <w:r>
+              <w:rPr>
+                <w:sz w:val="17"/>
+              </w:rPr>
+            </w:r>
+            <w:r>
+              <w:rPr>
+                <w:sz w:val="17"/>
+              </w:rPr>
+              <w:t>Международная оценка, §8.2</w:t>
+            </w:r>
+          </w:p>
+        </w:tc>
+        <w:tc>
+          <w:tcPr>
+            <w:tcW w:type="dxa" w:w="2880"/>
+          </w:tcPr>
+          <w:p>
+            <w:r>
+              <w:rPr>
+                <w:sz w:val="17"/>
+              </w:rPr>
+            </w:r>
+            <w:r>
+              <w:rPr>
+                <w:sz w:val="17"/>
+              </w:rPr>
+              <w:t>Таблица чувствительности к доле рынка немонотонна: доля 22% давала стоимость входа $120 млн, а доля 18% — $248 млн</w:t>
+            </w:r>
+          </w:p>
+        </w:tc>
+        <w:tc>
+          <w:tcPr>
+            <w:tcW w:type="dxa" w:w="2880"/>
+          </w:tcPr>
+          <w:p>
+            <w:r>
+              <w:rPr>
+                <w:sz w:val="17"/>
+              </w:rPr>
+            </w:r>
+            <w:r>
+              <w:rPr>
+                <w:sz w:val="17"/>
+              </w:rPr>
+              <w:t>Таблица пересчитана из выгрузки движка</w:t>
+            </w:r>
+          </w:p>
+        </w:tc>
+      </w:tr>
+      <w:tr>
+        <w:tc>
+          <w:tcPr>
+            <w:tcW w:type="dxa" w:w="2880"/>
+          </w:tcPr>
+          <w:p>
+            <w:r>
+              <w:rPr>
+                <w:sz w:val="17"/>
+              </w:rPr>
+            </w:r>
+            <w:r>
+              <w:rPr>
+                <w:sz w:val="17"/>
+              </w:rPr>
+              <w:t>Международная оценка, §8.6</w:t>
+            </w:r>
+          </w:p>
+        </w:tc>
+        <w:tc>
+          <w:tcPr>
+            <w:tcW w:type="dxa" w:w="2880"/>
+          </w:tcPr>
+          <w:p>
+            <w:r>
+              <w:rPr>
+                <w:sz w:val="17"/>
+              </w:rPr>
+            </w:r>
+            <w:r>
+              <w:rPr>
+                <w:sz w:val="17"/>
+              </w:rPr>
+              <w:t>Запас денег от прежней редакции: «раунд $25 млн закрывает 64% пика», рекомендация бриджа 0,75 млрд ₽</w:t>
+            </w:r>
+          </w:p>
+        </w:tc>
+        <w:tc>
+          <w:tcPr>
+            <w:tcW w:type="dxa" w:w="2880"/>
+          </w:tcPr>
+          <w:p>
+            <w:r>
+              <w:rPr>
+                <w:sz w:val="17"/>
+              </w:rPr>
+            </w:r>
+            <w:r>
+              <w:rPr>
+                <w:sz w:val="17"/>
+              </w:rPr>
+              <w:t>Пик 1 701 млн ₽, раунд 1 800 млн ₽, запас 99 млн ₽; при задержке на год потребность 3 438 млн ₽</w:t>
+            </w:r>
+          </w:p>
+        </w:tc>
+      </w:tr>
+      <w:tr>
+        <w:tc>
+          <w:tcPr>
+            <w:tcW w:type="dxa" w:w="2880"/>
+          </w:tcPr>
+          <w:p>
+            <w:r>
+              <w:rPr>
+                <w:sz w:val="17"/>
+              </w:rPr>
+            </w:r>
+            <w:r>
+              <w:rPr>
+                <w:sz w:val="17"/>
+              </w:rPr>
+              <w:t>Экспертное заключение, §2.18</w:t>
+            </w:r>
+          </w:p>
+        </w:tc>
+        <w:tc>
+          <w:tcPr>
+            <w:tcW w:type="dxa" w:w="2880"/>
+          </w:tcPr>
+          <w:p>
+            <w:r>
+              <w:rPr>
+                <w:sz w:val="17"/>
+              </w:rPr>
+            </w:r>
+            <w:r>
+              <w:rPr>
+                <w:sz w:val="17"/>
+              </w:rPr>
+              <w:t>Фраза, испорченная прежней машинной заменой: «поднята с $70–140 млн до $70–140 млн с базой $100%»</w:t>
+            </w:r>
+          </w:p>
+        </w:tc>
+        <w:tc>
+          <w:tcPr>
+            <w:tcW w:type="dxa" w:w="2880"/>
+          </w:tcPr>
+          <w:p>
+            <w:r>
+              <w:rPr>
+                <w:sz w:val="17"/>
+              </w:rPr>
+            </w:r>
+            <w:r>
+              <w:rPr>
+                <w:sz w:val="17"/>
+              </w:rPr>
+              <w:t>Диапазон $164–301 млн при базе $248 млн</w:t>
+            </w:r>
+          </w:p>
+        </w:tc>
+      </w:tr>
+      <w:tr>
+        <w:tc>
+          <w:tcPr>
+            <w:tcW w:type="dxa" w:w="2880"/>
+          </w:tcPr>
+          <w:p>
+            <w:r>
+              <w:rPr>
+                <w:sz w:val="17"/>
+              </w:rPr>
+            </w:r>
+            <w:r>
+              <w:rPr>
+                <w:sz w:val="17"/>
+              </w:rPr>
+              <w:t>Питч-деки RU и EN</w:t>
+            </w:r>
+          </w:p>
+        </w:tc>
+        <w:tc>
+          <w:tcPr>
+            <w:tcW w:type="dxa" w:w="2880"/>
+          </w:tcPr>
+          <w:p>
+            <w:r>
+              <w:rPr>
+                <w:sz w:val="17"/>
+              </w:rPr>
+            </w:r>
+            <w:r>
+              <w:rPr>
+                <w:sz w:val="17"/>
+              </w:rPr>
+              <w:t>Слайд запроса: «$15M / 1,8 млрд ₽» (одно другому не равно), pre-money $80 млн, post-money $95 млн, доля 15,8%</w:t>
+            </w:r>
+          </w:p>
+        </w:tc>
+        <w:tc>
+          <w:tcPr>
+            <w:tcW w:type="dxa" w:w="2880"/>
+          </w:tcPr>
+          <w:p>
+            <w:r>
+              <w:rPr>
+                <w:sz w:val="17"/>
+              </w:rPr>
+            </w:r>
+            <w:r>
+              <w:rPr>
+                <w:sz w:val="17"/>
+              </w:rPr>
+              <w:t>Раунд 1,8 млрд ₽ ($25 млн), стоимость входа $248 млн, post-money $273 млн, доля 9,21%</w:t>
+            </w:r>
+          </w:p>
+        </w:tc>
+      </w:tr>
+      <w:tr>
+        <w:tc>
+          <w:tcPr>
+            <w:tcW w:type="dxa" w:w="2880"/>
+          </w:tcPr>
+          <w:p>
+            <w:r>
+              <w:rPr>
+                <w:sz w:val="17"/>
+              </w:rPr>
+            </w:r>
+            <w:r>
+              <w:rPr>
+                <w:sz w:val="17"/>
+              </w:rPr>
+              <w:t>Строки сайта (</w:t>
+            </w:r>
+            <w:r>
+              <w:rPr>
+                <w:rFonts w:ascii="Consolas" w:hAnsi="Consolas"/>
+                <w:sz w:val="17"/>
+              </w:rPr>
+              <w:t>_shared/i18n.js</w:t>
+            </w:r>
+            <w:r>
+              <w:rPr>
+                <w:sz w:val="17"/>
+              </w:rPr>
+              <w:t>) на четырёх языках</w:t>
+            </w:r>
+          </w:p>
+        </w:tc>
+        <w:tc>
+          <w:tcPr>
+            <w:tcW w:type="dxa" w:w="2880"/>
+          </w:tcPr>
+          <w:p>
+            <w:r>
+              <w:rPr>
+                <w:sz w:val="17"/>
+              </w:rPr>
+            </w:r>
+            <w:r>
+              <w:rPr>
+                <w:sz w:val="17"/>
+              </w:rPr>
+              <w:t>Заголовок раздела оценки: «Reasoned Value $60–115 млн · Base $80 млн pre-money»</w:t>
+            </w:r>
+          </w:p>
+        </w:tc>
+        <w:tc>
+          <w:tcPr>
+            <w:tcW w:type="dxa" w:w="2880"/>
+          </w:tcPr>
+          <w:p>
+            <w:r>
+              <w:rPr>
+                <w:sz w:val="17"/>
+              </w:rPr>
+            </w:r>
+            <w:r>
+              <w:rPr>
+                <w:sz w:val="17"/>
+              </w:rPr>
+              <w:t>Расчётная стоимость входа $248 млн, диапазон $164–301 млн</w:t>
+            </w:r>
+          </w:p>
+        </w:tc>
+      </w:tr>
+      <w:tr>
+        <w:tc>
+          <w:tcPr>
+            <w:tcW w:type="dxa" w:w="2880"/>
+          </w:tcPr>
+          <w:p>
+            <w:r>
+              <w:rPr>
+                <w:sz w:val="17"/>
+              </w:rPr>
+            </w:r>
+            <w:r>
+              <w:rPr>
+                <w:sz w:val="17"/>
+              </w:rPr>
+              <w:t>Учреждение АО оператора</w:t>
+            </w:r>
+          </w:p>
+        </w:tc>
+        <w:tc>
+          <w:tcPr>
+            <w:tcW w:type="dxa" w:w="2880"/>
+          </w:tcPr>
+          <w:p>
+            <w:r>
+              <w:rPr>
+                <w:sz w:val="17"/>
+              </w:rPr>
+            </w:r>
+            <w:r>
+              <w:rPr>
+                <w:sz w:val="17"/>
+              </w:rPr>
+              <w:t>Доля учредителя после раунда 79,2% при доле инвестора 9,21% и ESOP 5% — арифметически невозможно</w:t>
+            </w:r>
+          </w:p>
+        </w:tc>
+        <w:tc>
+          <w:tcPr>
+            <w:tcW w:type="dxa" w:w="2880"/>
+          </w:tcPr>
+          <w:p>
+            <w:r>
+              <w:rPr>
+                <w:sz w:val="17"/>
+              </w:rPr>
+            </w:r>
+            <w:r>
+              <w:rPr>
+                <w:sz w:val="17"/>
+              </w:rPr>
+              <w:t>85,8%</w:t>
+            </w:r>
+          </w:p>
+        </w:tc>
+      </w:tr>
+      <w:tr>
+        <w:tc>
+          <w:tcPr>
+            <w:tcW w:type="dxa" w:w="2880"/>
+          </w:tcPr>
+          <w:p>
+            <w:r>
+              <w:rPr>
+                <w:sz w:val="17"/>
+              </w:rPr>
+            </w:r>
+            <w:r>
+              <w:rPr>
+                <w:sz w:val="17"/>
+              </w:rPr>
+              <w:t>RFP на vendor DD</w:t>
+            </w:r>
+          </w:p>
+        </w:tc>
+        <w:tc>
+          <w:tcPr>
+            <w:tcW w:type="dxa" w:w="2880"/>
+          </w:tcPr>
+          <w:p>
+            <w:r>
+              <w:rPr>
+                <w:sz w:val="17"/>
+              </w:rPr>
+            </w:r>
+            <w:r>
+              <w:rPr>
+                <w:sz w:val="17"/>
+              </w:rPr>
+              <w:t>«Seed-раунд $15M (pre-money $100M, post-money $273M, доля 9,21%)» — три числа из разных редакций в одной строке</w:t>
+            </w:r>
+          </w:p>
+        </w:tc>
+        <w:tc>
+          <w:tcPr>
+            <w:tcW w:type="dxa" w:w="2880"/>
+          </w:tcPr>
+          <w:p>
+            <w:r>
+              <w:rPr>
+                <w:sz w:val="17"/>
+              </w:rPr>
+            </w:r>
+            <w:r>
+              <w:rPr>
+                <w:sz w:val="17"/>
+              </w:rPr>
+              <w:t>Раунд $25 млн, стоимость входа $248 млн, post-money $273 млн</w:t>
+            </w:r>
+          </w:p>
+        </w:tc>
+      </w:tr>
+      <w:tr>
+        <w:tc>
+          <w:tcPr>
+            <w:tcW w:type="dxa" w:w="2880"/>
+          </w:tcPr>
+          <w:p>
+            <w:r>
+              <w:rPr>
+                <w:sz w:val="17"/>
+              </w:rPr>
+            </w:r>
+            <w:r>
+              <w:rPr>
+                <w:sz w:val="17"/>
+              </w:rPr>
+              <w:t>Сопроводительная записка к отчёту об оценке</w:t>
+            </w:r>
+          </w:p>
+        </w:tc>
+        <w:tc>
+          <w:tcPr>
+            <w:tcW w:type="dxa" w:w="2880"/>
+          </w:tcPr>
+          <w:p>
+            <w:r>
+              <w:rPr>
+                <w:sz w:val="17"/>
+              </w:rPr>
+            </w:r>
+            <w:r>
+              <w:rPr>
+                <w:sz w:val="17"/>
+              </w:rPr>
+              <w:t>Полностью прежняя редакция: 7,15 млрд ₽ / $100 млн</w:t>
+            </w:r>
+          </w:p>
+        </w:tc>
+        <w:tc>
+          <w:tcPr>
+            <w:tcW w:type="dxa" w:w="2880"/>
+          </w:tcPr>
+          <w:p>
+            <w:r>
+              <w:rPr>
+                <w:sz w:val="17"/>
+              </w:rPr>
+            </w:r>
+            <w:r>
+              <w:rPr>
+                <w:sz w:val="17"/>
+              </w:rPr>
+              <w:t>Приведена к отчёту</w:t>
+            </w:r>
+          </w:p>
+        </w:tc>
+      </w:tr>
+    </w:tbl>
+    <w:p/>
+    <w:p>
+      <w:pPr>
+        <w:pStyle w:val="Heading3"/>
+      </w:pPr>
+      <w:r>
+        <w:t>10.2. Найдено в переводах</w:t>
+      </w:r>
+    </w:p>
+    <w:p>
+      <w:pPr>
+        <w:pStyle w:val="ListBullet"/>
+      </w:pPr>
+      <w:r>
+        <w:t>Во французской международной оценке отчёт о прибылях и убытках целиком остался от</w:t>
+      </w:r>
+    </w:p>
+    <w:p>
+      <w:pPr>
+        <w:jc w:val="both"/>
+      </w:pPr>
+      <w:r>
+        <w:t>прежней редакции: горизонт 2025–2034, выручка 137,9 млрд ₽, EBITDA 103,1 млрд ₽.</w:t>
+      </w:r>
+    </w:p>
+    <w:p>
+      <w:pPr>
+        <w:pStyle w:val="ListBullet"/>
+      </w:pPr>
+      <w:r>
+        <w:t>В шапках трёх переводов держались ключевая ставка 14,5%, стандарт IVS 2022 и дата</w:t>
+      </w:r>
+    </w:p>
+    <w:p>
+      <w:pPr>
+        <w:jc w:val="both"/>
+      </w:pPr>
+      <w:r>
+        <w:t>оценки 24.05.2026.</w:t>
+      </w:r>
+    </w:p>
+    <w:p>
+      <w:pPr>
+        <w:pStyle w:val="ListBullet"/>
+      </w:pPr>
+      <w:r>
+        <w:t>В сводных таблицах переводов суммы в рублях были от прежней свёртки (33,8 / 3,1 / 1,6</w:t>
+      </w:r>
+    </w:p>
+    <w:p>
+      <w:pPr>
+        <w:jc w:val="both"/>
+      </w:pPr>
+      <w:r>
+        <w:t>вместо 27,2 / 2,5 / 1,43 млрд ₽).</w:t>
+      </w:r>
+    </w:p>
+    <w:p>
+      <w:pPr>
+        <w:pStyle w:val="ListBullet"/>
+      </w:pPr>
+      <w:r>
+        <w:t>Примечание о переводе в шести документах гласило, что цифры «приводятся в</w:t>
+      </w:r>
+    </w:p>
+    <w:p>
+      <w:pPr>
+        <w:jc w:val="both"/>
+      </w:pPr>
+      <w:r>
+        <w:t>соответствие», хотя они уже были выверены; это занижало доверие к готовым документам.</w:t>
+      </w:r>
+    </w:p>
+    <w:p>
+      <w:pPr>
+        <w:pStyle w:val="Heading3"/>
+      </w:pPr>
+      <w:r>
+        <w:t>10.3. Почему ревизия финансовой части этого не показала</w:t>
+      </w:r>
+    </w:p>
+    <w:p>
+      <w:pPr>
+        <w:jc w:val="both"/>
+      </w:pPr>
+      <w:r>
+        <w:t>Ревизия проверяла соответствие документов расчёту. Проверялись показатели, которые движок производит: стоимость бизнеса, ставка, окупаемость, доля инвестора, налог. Сканер устаревших чисел искал конкретный список величин прежней редакции — $100 млн и $70–140 млн в него не входили, потому что на момент составления списка эти величины считались уже вычищенными. Всё, что лежало вне этих двух проверок, — вручную свёрстанные презентации, тексты на сайте, таблицы чувствительности, сопроводительные записки — не проверялось ничем.</w:t>
+      </w:r>
+    </w:p>
+    <w:p>
+      <w:pPr>
+        <w:jc w:val="both"/>
+      </w:pPr>
+      <w:r>
+        <w:t>Прямой урок: сверка «документ против расчёта» не заменяет сверки «документ против документа». Первую делает движок, вторую до сегодняшнего дня не делал никто.</w:t>
+      </w:r>
+    </w:p>
+    <w:p>
+      <w:pPr>
+        <w:pStyle w:val="Heading3"/>
+      </w:pPr>
+      <w:r>
+        <w:t>10.4. Что добавлено в проверки</w:t>
+      </w:r>
+    </w:p>
+    <w:tbl>
+      <w:tblPr>
+        <w:tblStyle w:val="TableGrid"/>
+        <w:tblW w:type="auto" w:w="0"/>
+        <w:jc w:val="center"/>
+        <w:tblLook w:firstColumn="1" w:firstRow="1" w:lastColumn="0" w:lastRow="0" w:noHBand="0" w:noVBand="1" w:val="04A0"/>
+      </w:tblPr>
+      <w:tblGrid>
+        <w:gridCol w:w="4320"/>
+        <w:gridCol w:w="4320"/>
+      </w:tblGrid>
+      <w:tr>
+        <w:tc>
+          <w:tcPr>
+            <w:tcW w:type="dxa" w:w="4320"/>
+          </w:tcPr>
+          <w:p>
+            <w:r>
+              <w:rPr>
+                <w:b/>
+                <w:sz w:val="17"/>
+              </w:rPr>
+            </w:r>
+            <w:r>
+              <w:rPr>
+                <w:b/>
+                <w:sz w:val="17"/>
+              </w:rPr>
+              <w:t>Инструмент</w:t>
+            </w:r>
+          </w:p>
+        </w:tc>
+        <w:tc>
+          <w:tcPr>
+            <w:tcW w:type="dxa" w:w="4320"/>
+          </w:tcPr>
+          <w:p>
+            <w:r>
+              <w:rPr>
+                <w:b/>
+                <w:sz w:val="17"/>
+              </w:rPr>
+            </w:r>
+            <w:r>
+              <w:rPr>
+                <w:b/>
+                <w:sz w:val="17"/>
+              </w:rPr>
+              <w:t>Что делает</w:t>
+            </w:r>
+          </w:p>
+        </w:tc>
+      </w:tr>
+      <w:tr>
+        <w:tc>
+          <w:tcPr>
+            <w:tcW w:type="dxa" w:w="4320"/>
+          </w:tcPr>
+          <w:p>
+            <w:r>
+              <w:rPr>
+                <w:sz w:val="17"/>
+              </w:rPr>
+            </w:r>
+            <w:r>
+              <w:rPr>
+                <w:rFonts w:ascii="Consolas" w:hAnsi="Consolas"/>
+                <w:sz w:val="17"/>
+              </w:rPr>
+              <w:t>_tools/сверка_таблиц_переводов.py</w:t>
+            </w:r>
+          </w:p>
+        </w:tc>
+        <w:tc>
+          <w:tcPr>
+            <w:tcW w:type="dxa" w:w="4320"/>
+          </w:tcPr>
+          <w:p>
+            <w:r>
+              <w:rPr>
+                <w:sz w:val="17"/>
+              </w:rPr>
+            </w:r>
+            <w:r>
+              <w:rPr>
+                <w:sz w:val="17"/>
+              </w:rPr>
+              <w:t>Сопоставляет таблицы перевода с оригиналом по порядку и переписывает числовые ячейки из русского файла в местном формате. Текст перевода не трогает. Годы и идентификаторы вида 02.01 сохраняются</w:t>
+            </w:r>
+          </w:p>
+        </w:tc>
+      </w:tr>
+      <w:tr>
+        <w:tc>
+          <w:tcPr>
+            <w:tcW w:type="dxa" w:w="4320"/>
+          </w:tcPr>
+          <w:p>
+            <w:r>
+              <w:rPr>
+                <w:sz w:val="17"/>
+              </w:rPr>
+            </w:r>
+            <w:r>
+              <w:rPr>
+                <w:rFonts w:ascii="Consolas" w:hAnsi="Consolas"/>
+                <w:sz w:val="17"/>
+              </w:rPr>
+              <w:t>_tools/сверка_переводов.py</w:t>
+            </w:r>
+          </w:p>
+        </w:tc>
+        <w:tc>
+          <w:tcPr>
+            <w:tcW w:type="dxa" w:w="4320"/>
+          </w:tcPr>
+          <w:p>
+            <w:r>
+              <w:rPr>
+                <w:sz w:val="17"/>
+              </w:rPr>
+            </w:r>
+            <w:r>
+              <w:rPr>
+                <w:sz w:val="17"/>
+              </w:rPr>
+              <w:t>Показывает числа, которые есть в переводе, но отсутствуют в оригинале, — так виден остаток прежней редакции</w:t>
+            </w:r>
+          </w:p>
+        </w:tc>
+      </w:tr>
+      <w:tr>
+        <w:tc>
+          <w:tcPr>
+            <w:tcW w:type="dxa" w:w="4320"/>
+          </w:tcPr>
+          <w:p>
+            <w:r>
+              <w:rPr>
+                <w:sz w:val="17"/>
+              </w:rPr>
+            </w:r>
+            <w:r>
+              <w:rPr>
+                <w:rFonts w:ascii="Consolas" w:hAnsi="Consolas"/>
+                <w:sz w:val="17"/>
+              </w:rPr>
+              <w:t>_tools/build_translations_exports.py</w:t>
+            </w:r>
+          </w:p>
+        </w:tc>
+        <w:tc>
+          <w:tcPr>
+            <w:tcW w:type="dxa" w:w="4320"/>
+          </w:tcPr>
+          <w:p>
+            <w:r>
+              <w:rPr>
+                <w:sz w:val="17"/>
+              </w:rPr>
+            </w:r>
+            <w:r>
+              <w:rPr>
+                <w:sz w:val="17"/>
+              </w:rPr>
+              <w:t>Собирает PDF и Word для переводов: раньше они существовали только в HTML и Markdown</w:t>
+            </w:r>
+          </w:p>
+        </w:tc>
+      </w:tr>
+      <w:tr>
+        <w:tc>
+          <w:tcPr>
+            <w:tcW w:type="dxa" w:w="4320"/>
+          </w:tcPr>
+          <w:p>
+            <w:r>
+              <w:rPr>
+                <w:sz w:val="17"/>
+              </w:rPr>
+            </w:r>
+            <w:r>
+              <w:rPr>
+                <w:sz w:val="17"/>
+              </w:rPr>
+              <w:t xml:space="preserve">Расширенный </w:t>
+            </w:r>
+            <w:r>
+              <w:rPr>
+                <w:rFonts w:ascii="Consolas" w:hAnsi="Consolas"/>
+                <w:sz w:val="17"/>
+              </w:rPr>
+              <w:t>build_docs</w:t>
+            </w:r>
+          </w:p>
+        </w:tc>
+        <w:tc>
+          <w:tcPr>
+            <w:tcW w:type="dxa" w:w="4320"/>
+          </w:tcPr>
+          <w:p>
+            <w:r>
+              <w:rPr>
+                <w:sz w:val="17"/>
+              </w:rPr>
+            </w:r>
+            <w:r>
+              <w:rPr>
+                <w:sz w:val="17"/>
+              </w:rPr>
+              <w:t>В реестр добавлены учреждение АО, RFP и индекс комнаты данных — их HTML правился вручную и отставал от Markdown</w:t>
+            </w:r>
+          </w:p>
+        </w:tc>
+      </w:tr>
+    </w:tbl>
+    <w:p/>
+    <w:p>
+      <w:pPr>
+        <w:jc w:val="both"/>
+      </w:pPr>
+      <w:r>
+        <w:t>Отдельно исправлена печать переведённых страниц: переключатель языка уводил печать к русскому оригиналу, которого рядом с временной копией нет, и все тридцать PDF выходили из одной пустой страницы. Теперь в печатной копии снимается и он.</w:t>
+      </w:r>
+    </w:p>
+    <w:p>
+      <w:pPr>
         <w:jc w:val="both"/>
       </w:pPr>
       <w:r>
         <w:rPr>
           <w:b/>
         </w:rPr>
-        <w:t>Отчёт составлен 7 сентября 2026 года по итогам ревизии финансовой части и глубокой проверки проекта ЦП РСФСР. Редакция 2 — с учётом решений владельца от 07.09.2026.</w:t>
+        <w:t>Отчёт составлен 7 сентября 2026 года по итогам ревизии финансовой части и глубокой проверки проекта ЦП РСФСР. Редакция 3 — с учётом решений владельца от 07.09.2026 и дополнения по итогам сверки переводов (раздел 10).</w:t>
       </w:r>
     </w:p>
     <w:sectPr>
